--- a/lessons/4-1/downloads/reveal/teacher/4.1-session-1-prerequisite-practice-b.docx
+++ b/lessons/4-1/downloads/reveal/teacher/4.1-session-1-prerequisite-practice-b.docx
@@ -114,7 +114,7 @@
           <w:sz w:val="17"/>
           <w:szCs w:val="17"/>
         </w:rPr>
-        <w:t xml:space="preserve">Builds on Lesson 3-1 Session 1 · 6.RP.A.1</w:t>
+        <w:t xml:space="preserve">Builds on Lesson 3-1 Session 1</w:t>
       </w:r>
     </w:p>
     <w:tbl>
@@ -186,7 +186,7 @@
                 <w:sz w:val="20"/>
                 <w:szCs w:val="20"/>
               </w:rPr>
-              <w:t xml:space="preserve">You will find the moon patches when 16 of 25 quilt patches are stars.</w:t>
+              <w:t xml:space="preserve">You will find the moon patches when some quilt patches are stars, like 16 of 25.</w:t>
             </w:r>
           </w:p>
         </w:tc>
@@ -245,7 +245,7 @@
                 <w:sz w:val="20"/>
                 <w:szCs w:val="20"/>
               </w:rPr>
-              <w:t xml:space="preserve">You will use it in Practice Form A, problems 7 and 8.</w:t>
+              <w:t xml:space="preserve">You will use it in Practice, problems 7 and 8.</w:t>
             </w:r>
           </w:p>
         </w:tc>
@@ -261,6 +261,7 @@
           <w:tab w:val="right" w:pos="9504"/>
         </w:tabs>
         <w:spacing w:before="50" w:after="36" w:line="240" w:lineRule="auto"/>
+        <w:outlineLvl w:val="1"/>
       </w:pPr>
       <w:r>
         <w:rPr>
@@ -527,6 +528,7 @@
           <w:tab w:val="right" w:pos="9504"/>
         </w:tabs>
         <w:spacing w:before="50" w:after="36" w:line="240" w:lineRule="auto"/>
+        <w:outlineLvl w:val="1"/>
       </w:pPr>
       <w:r>
         <w:rPr>
@@ -733,6 +735,7 @@
           <w:tab w:val="right" w:pos="9504"/>
         </w:tabs>
         <w:spacing w:before="50" w:after="36" w:line="240" w:lineRule="auto"/>
+        <w:outlineLvl w:val="1"/>
       </w:pPr>
       <w:r>
         <w:rPr>
@@ -779,8 +782,8 @@
           <w:rFonts w:ascii="Avenir Next" w:hAnsi="Avenir Next" w:cs="Avenir Next" w:eastAsia="Avenir Next"/>
           <w:b/>
           <w:color w:val="1A1A1A"/>
-          <w:sz w:val="22"/>
-          <w:szCs w:val="22"/>
+          <w:sz w:val="21"/>
+          <w:szCs w:val="21"/>
         </w:rPr>
         <w:t xml:space="preserve">1.</w:t>
       </w:r>
@@ -788,8 +791,8 @@
         <w:rPr>
           <w:rFonts w:ascii="Avenir Next" w:hAnsi="Avenir Next" w:cs="Avenir Next" w:eastAsia="Avenir Next"/>
           <w:color w:val="1A1A1A"/>
-          <w:sz w:val="22"/>
-          <w:szCs w:val="22"/>
+          <w:sz w:val="21"/>
+          <w:szCs w:val="21"/>
         </w:rPr>
         <w:tab/>
       </w:r>
@@ -797,8 +800,8 @@
         <w:rPr>
           <w:rFonts w:ascii="Avenir Next" w:hAnsi="Avenir Next" w:cs="Avenir Next" w:eastAsia="Avenir Next"/>
           <w:color w:val="1A1A1A"/>
-          <w:sz w:val="22"/>
-          <w:szCs w:val="22"/>
+          <w:sz w:val="21"/>
+          <w:szCs w:val="21"/>
         </w:rPr>
         <w:t xml:space="preserve">A class has 6 girls and 9 boys. Write girls to all students.</w:t>
       </w:r>
@@ -994,8 +997,8 @@
           <w:rFonts w:ascii="Avenir Next" w:hAnsi="Avenir Next" w:cs="Avenir Next" w:eastAsia="Avenir Next"/>
           <w:b/>
           <w:color w:val="1A1A1A"/>
-          <w:sz w:val="22"/>
-          <w:szCs w:val="22"/>
+          <w:sz w:val="21"/>
+          <w:szCs w:val="21"/>
         </w:rPr>
         <w:t xml:space="preserve">2.</w:t>
       </w:r>
@@ -1003,8 +1006,8 @@
         <w:rPr>
           <w:rFonts w:ascii="Avenir Next" w:hAnsi="Avenir Next" w:cs="Avenir Next" w:eastAsia="Avenir Next"/>
           <w:color w:val="1A1A1A"/>
-          <w:sz w:val="22"/>
-          <w:szCs w:val="22"/>
+          <w:sz w:val="21"/>
+          <w:szCs w:val="21"/>
         </w:rPr>
         <w:tab/>
       </w:r>
@@ -1012,8 +1015,8 @@
         <w:rPr>
           <w:rFonts w:ascii="Avenir Next" w:hAnsi="Avenir Next" w:cs="Avenir Next" w:eastAsia="Avenir Next"/>
           <w:color w:val="1A1A1A"/>
-          <w:sz w:val="22"/>
-          <w:szCs w:val="22"/>
+          <w:sz w:val="21"/>
+          <w:szCs w:val="21"/>
         </w:rPr>
         <w:t xml:space="preserve">Of 20 students, 13 walk to school. The rest ride. Write riders to all students.</w:t>
       </w:r>
@@ -1110,7 +1113,26 @@
           <w:sz w:val="21"/>
           <w:szCs w:val="21"/>
         </w:rPr>
-        <w:t xml:space="preserve">Part: 20 − 13 = </w:t>
+        <w:t xml:space="preserve">Part: </w:t>
+      </w:r>
+      <w:r>
+        <w:rPr>
+          <w:rFonts w:ascii="Avenir Next" w:hAnsi="Avenir Next" w:cs="Avenir Next" w:eastAsia="Avenir Next"/>
+          <w:color w:val="1A1A1A"/>
+          <w:sz w:val="21"/>
+          <w:szCs w:val="21"/>
+          <w:u w:val="single"/>
+        </w:rPr>
+        <w:t xml:space="preserve">                </w:t>
+      </w:r>
+      <w:r>
+        <w:rPr>
+          <w:rFonts w:ascii="Avenir Next" w:hAnsi="Avenir Next" w:cs="Avenir Next" w:eastAsia="Avenir Next"/>
+          <w:color w:val="1A1A1A"/>
+          <w:sz w:val="21"/>
+          <w:szCs w:val="21"/>
+        </w:rPr>
+        <w:t xml:space="preserve"> − 13 = </w:t>
       </w:r>
       <w:r>
         <w:rPr>
@@ -1205,6 +1227,7 @@
           <w:tab w:val="right" w:pos="9504"/>
         </w:tabs>
         <w:spacing w:before="50" w:after="36" w:line="240" w:lineRule="auto"/>
+        <w:outlineLvl w:val="1"/>
       </w:pPr>
       <w:r>
         <w:rPr>
@@ -1289,8 +1312,8 @@
                 <w:rFonts w:ascii="Avenir Next" w:hAnsi="Avenir Next" w:cs="Avenir Next" w:eastAsia="Avenir Next"/>
                 <w:b/>
                 <w:color w:val="1A1A1A"/>
-                <w:sz w:val="22"/>
-                <w:szCs w:val="22"/>
+                <w:sz w:val="21"/>
+                <w:szCs w:val="21"/>
               </w:rPr>
               <w:t xml:space="preserve">3.</w:t>
             </w:r>
@@ -1298,8 +1321,8 @@
               <w:rPr>
                 <w:rFonts w:ascii="Avenir Next" w:hAnsi="Avenir Next" w:cs="Avenir Next" w:eastAsia="Avenir Next"/>
                 <w:color w:val="1A1A1A"/>
-                <w:sz w:val="22"/>
-                <w:szCs w:val="22"/>
+                <w:sz w:val="21"/>
+                <w:szCs w:val="21"/>
               </w:rPr>
               <w:tab/>
             </w:r>
@@ -1307,8 +1330,8 @@
               <w:rPr>
                 <w:rFonts w:ascii="Avenir Next" w:hAnsi="Avenir Next" w:cs="Avenir Next" w:eastAsia="Avenir Next"/>
                 <w:color w:val="1A1A1A"/>
-                <w:sz w:val="22"/>
-                <w:szCs w:val="22"/>
+                <w:sz w:val="21"/>
+                <w:szCs w:val="21"/>
               </w:rPr>
               <w:t xml:space="preserve">Write the ratio of girls to all students.</w:t>
             </w:r>
@@ -1363,8 +1386,8 @@
                       <w:rFonts w:ascii="Avenir Next" w:hAnsi="Avenir Next" w:cs="Avenir Next" w:eastAsia="Avenir Next"/>
                       <w:b/>
                       <w:color w:val="003A70"/>
-                      <w:sz w:val="22"/>
-                      <w:szCs w:val="22"/>
+                      <w:sz w:val="21"/>
+                      <w:szCs w:val="21"/>
                     </w:rPr>
                     <w:t xml:space="preserve">a.</w:t>
                   </w:r>
@@ -1372,8 +1395,8 @@
                     <w:rPr>
                       <w:rFonts w:ascii="Avenir Next" w:hAnsi="Avenir Next" w:cs="Avenir Next" w:eastAsia="Avenir Next"/>
                       <w:color w:val="1A1A1A"/>
-                      <w:sz w:val="22"/>
-                      <w:szCs w:val="22"/>
+                      <w:sz w:val="21"/>
+                      <w:szCs w:val="21"/>
                     </w:rPr>
                     <w:tab/>
                   </w:r>
@@ -1381,8 +1404,8 @@
                     <w:rPr>
                       <w:rFonts w:ascii="Avenir Next" w:hAnsi="Avenir Next" w:cs="Avenir Next" w:eastAsia="Avenir Next"/>
                       <w:color w:val="1A1A1A"/>
-                      <w:sz w:val="22"/>
-                      <w:szCs w:val="22"/>
+                      <w:sz w:val="21"/>
+                      <w:szCs w:val="21"/>
                     </w:rPr>
                     <w:t xml:space="preserve">8 girls, 12 boys:</w:t>
                   </w:r>
@@ -1390,8 +1413,8 @@
                     <w:rPr>
                       <w:rFonts w:ascii="Avenir Next" w:hAnsi="Avenir Next" w:cs="Avenir Next" w:eastAsia="Avenir Next"/>
                       <w:color w:val="1A1A1A"/>
-                      <w:sz w:val="22"/>
-                      <w:szCs w:val="22"/>
+                      <w:sz w:val="21"/>
+                      <w:szCs w:val="21"/>
                     </w:rPr>
                     <w:t xml:space="preserve">  </w:t>
                   </w:r>
@@ -1399,11 +1422,11 @@
                     <w:rPr>
                       <w:rFonts w:ascii="Avenir Next" w:hAnsi="Avenir Next" w:cs="Avenir Next" w:eastAsia="Avenir Next"/>
                       <w:color w:val="1A1A1A"/>
-                      <w:sz w:val="22"/>
-                      <w:szCs w:val="22"/>
+                      <w:sz w:val="21"/>
+                      <w:szCs w:val="21"/>
                       <w:u w:val="single"/>
                     </w:rPr>
-                    <w:t xml:space="preserve">      </w:t>
+                    <w:t xml:space="preserve">          </w:t>
                   </w:r>
                 </w:p>
               </w:tc>
@@ -1425,8 +1448,8 @@
                       <w:rFonts w:ascii="Avenir Next" w:hAnsi="Avenir Next" w:cs="Avenir Next" w:eastAsia="Avenir Next"/>
                       <w:b/>
                       <w:color w:val="003A70"/>
-                      <w:sz w:val="22"/>
-                      <w:szCs w:val="22"/>
+                      <w:sz w:val="21"/>
+                      <w:szCs w:val="21"/>
                     </w:rPr>
                     <w:t xml:space="preserve">b.</w:t>
                   </w:r>
@@ -1434,8 +1457,8 @@
                     <w:rPr>
                       <w:rFonts w:ascii="Avenir Next" w:hAnsi="Avenir Next" w:cs="Avenir Next" w:eastAsia="Avenir Next"/>
                       <w:color w:val="1A1A1A"/>
-                      <w:sz w:val="22"/>
-                      <w:szCs w:val="22"/>
+                      <w:sz w:val="21"/>
+                      <w:szCs w:val="21"/>
                     </w:rPr>
                     <w:tab/>
                   </w:r>
@@ -1443,8 +1466,8 @@
                     <w:rPr>
                       <w:rFonts w:ascii="Avenir Next" w:hAnsi="Avenir Next" w:cs="Avenir Next" w:eastAsia="Avenir Next"/>
                       <w:color w:val="1A1A1A"/>
-                      <w:sz w:val="22"/>
-                      <w:szCs w:val="22"/>
+                      <w:sz w:val="21"/>
+                      <w:szCs w:val="21"/>
                     </w:rPr>
                     <w:t xml:space="preserve">11 girls, 14 boys:</w:t>
                   </w:r>
@@ -1452,8 +1475,8 @@
                     <w:rPr>
                       <w:rFonts w:ascii="Avenir Next" w:hAnsi="Avenir Next" w:cs="Avenir Next" w:eastAsia="Avenir Next"/>
                       <w:color w:val="1A1A1A"/>
-                      <w:sz w:val="22"/>
-                      <w:szCs w:val="22"/>
+                      <w:sz w:val="21"/>
+                      <w:szCs w:val="21"/>
                     </w:rPr>
                     <w:t xml:space="preserve">  </w:t>
                   </w:r>
@@ -1461,11 +1484,11 @@
                     <w:rPr>
                       <w:rFonts w:ascii="Avenir Next" w:hAnsi="Avenir Next" w:cs="Avenir Next" w:eastAsia="Avenir Next"/>
                       <w:color w:val="1A1A1A"/>
-                      <w:sz w:val="22"/>
-                      <w:szCs w:val="22"/>
+                      <w:sz w:val="21"/>
+                      <w:szCs w:val="21"/>
                       <w:u w:val="single"/>
                     </w:rPr>
-                    <w:t xml:space="preserve">      </w:t>
+                    <w:t xml:space="preserve">          </w:t>
                   </w:r>
                 </w:p>
               </w:tc>
@@ -1487,8 +1510,8 @@
                       <w:rFonts w:ascii="Avenir Next" w:hAnsi="Avenir Next" w:cs="Avenir Next" w:eastAsia="Avenir Next"/>
                       <w:b/>
                       <w:color w:val="003A70"/>
-                      <w:sz w:val="22"/>
-                      <w:szCs w:val="22"/>
+                      <w:sz w:val="21"/>
+                      <w:szCs w:val="21"/>
                     </w:rPr>
                     <w:t xml:space="preserve">c.</w:t>
                   </w:r>
@@ -1496,8 +1519,8 @@
                     <w:rPr>
                       <w:rFonts w:ascii="Avenir Next" w:hAnsi="Avenir Next" w:cs="Avenir Next" w:eastAsia="Avenir Next"/>
                       <w:color w:val="1A1A1A"/>
-                      <w:sz w:val="22"/>
-                      <w:szCs w:val="22"/>
+                      <w:sz w:val="21"/>
+                      <w:szCs w:val="21"/>
                     </w:rPr>
                     <w:tab/>
                   </w:r>
@@ -1505,8 +1528,8 @@
                     <w:rPr>
                       <w:rFonts w:ascii="Avenir Next" w:hAnsi="Avenir Next" w:cs="Avenir Next" w:eastAsia="Avenir Next"/>
                       <w:color w:val="1A1A1A"/>
-                      <w:sz w:val="22"/>
-                      <w:szCs w:val="22"/>
+                      <w:sz w:val="21"/>
+                      <w:szCs w:val="21"/>
                     </w:rPr>
                     <w:t xml:space="preserve">3 girls, 7 boys:</w:t>
                   </w:r>
@@ -1514,8 +1537,8 @@
                     <w:rPr>
                       <w:rFonts w:ascii="Avenir Next" w:hAnsi="Avenir Next" w:cs="Avenir Next" w:eastAsia="Avenir Next"/>
                       <w:color w:val="1A1A1A"/>
-                      <w:sz w:val="22"/>
-                      <w:szCs w:val="22"/>
+                      <w:sz w:val="21"/>
+                      <w:szCs w:val="21"/>
                     </w:rPr>
                     <w:t xml:space="preserve">  </w:t>
                   </w:r>
@@ -1523,11 +1546,11 @@
                     <w:rPr>
                       <w:rFonts w:ascii="Avenir Next" w:hAnsi="Avenir Next" w:cs="Avenir Next" w:eastAsia="Avenir Next"/>
                       <w:color w:val="1A1A1A"/>
-                      <w:sz w:val="22"/>
-                      <w:szCs w:val="22"/>
+                      <w:sz w:val="21"/>
+                      <w:szCs w:val="21"/>
                       <w:u w:val="single"/>
                     </w:rPr>
-                    <w:t xml:space="preserve">      </w:t>
+                    <w:t xml:space="preserve">          </w:t>
                   </w:r>
                 </w:p>
               </w:tc>
@@ -1555,8 +1578,8 @@
                       <w:rFonts w:ascii="Avenir Next" w:hAnsi="Avenir Next" w:cs="Avenir Next" w:eastAsia="Avenir Next"/>
                       <w:b/>
                       <w:color w:val="003A70"/>
-                      <w:sz w:val="22"/>
-                      <w:szCs w:val="22"/>
+                      <w:sz w:val="21"/>
+                      <w:szCs w:val="21"/>
                     </w:rPr>
                     <w:t xml:space="preserve">d.</w:t>
                   </w:r>
@@ -1564,8 +1587,8 @@
                     <w:rPr>
                       <w:rFonts w:ascii="Avenir Next" w:hAnsi="Avenir Next" w:cs="Avenir Next" w:eastAsia="Avenir Next"/>
                       <w:color w:val="1A1A1A"/>
-                      <w:sz w:val="22"/>
-                      <w:szCs w:val="22"/>
+                      <w:sz w:val="21"/>
+                      <w:szCs w:val="21"/>
                     </w:rPr>
                     <w:tab/>
                   </w:r>
@@ -1573,8 +1596,8 @@
                     <w:rPr>
                       <w:rFonts w:ascii="Avenir Next" w:hAnsi="Avenir Next" w:cs="Avenir Next" w:eastAsia="Avenir Next"/>
                       <w:color w:val="1A1A1A"/>
-                      <w:sz w:val="22"/>
-                      <w:szCs w:val="22"/>
+                      <w:sz w:val="21"/>
+                      <w:szCs w:val="21"/>
                     </w:rPr>
                     <w:t xml:space="preserve">13 girls, 7 boys:</w:t>
                   </w:r>
@@ -1582,8 +1605,8 @@
                     <w:rPr>
                       <w:rFonts w:ascii="Avenir Next" w:hAnsi="Avenir Next" w:cs="Avenir Next" w:eastAsia="Avenir Next"/>
                       <w:color w:val="1A1A1A"/>
-                      <w:sz w:val="22"/>
-                      <w:szCs w:val="22"/>
+                      <w:sz w:val="21"/>
+                      <w:szCs w:val="21"/>
                     </w:rPr>
                     <w:t xml:space="preserve">  </w:t>
                   </w:r>
@@ -1591,11 +1614,11 @@
                     <w:rPr>
                       <w:rFonts w:ascii="Avenir Next" w:hAnsi="Avenir Next" w:cs="Avenir Next" w:eastAsia="Avenir Next"/>
                       <w:color w:val="1A1A1A"/>
-                      <w:sz w:val="22"/>
-                      <w:szCs w:val="22"/>
+                      <w:sz w:val="21"/>
+                      <w:szCs w:val="21"/>
                       <w:u w:val="single"/>
                     </w:rPr>
-                    <w:t xml:space="preserve">      </w:t>
+                    <w:t xml:space="preserve">          </w:t>
                   </w:r>
                 </w:p>
               </w:tc>
@@ -1617,8 +1640,8 @@
                       <w:rFonts w:ascii="Avenir Next" w:hAnsi="Avenir Next" w:cs="Avenir Next" w:eastAsia="Avenir Next"/>
                       <w:b/>
                       <w:color w:val="003A70"/>
-                      <w:sz w:val="22"/>
-                      <w:szCs w:val="22"/>
+                      <w:sz w:val="21"/>
+                      <w:szCs w:val="21"/>
                     </w:rPr>
                     <w:t xml:space="preserve">e.</w:t>
                   </w:r>
@@ -1626,8 +1649,8 @@
                     <w:rPr>
                       <w:rFonts w:ascii="Avenir Next" w:hAnsi="Avenir Next" w:cs="Avenir Next" w:eastAsia="Avenir Next"/>
                       <w:color w:val="1A1A1A"/>
-                      <w:sz w:val="22"/>
-                      <w:szCs w:val="22"/>
+                      <w:sz w:val="21"/>
+                      <w:szCs w:val="21"/>
                     </w:rPr>
                     <w:tab/>
                   </w:r>
@@ -1635,8 +1658,8 @@
                     <w:rPr>
                       <w:rFonts w:ascii="Avenir Next" w:hAnsi="Avenir Next" w:cs="Avenir Next" w:eastAsia="Avenir Next"/>
                       <w:color w:val="1A1A1A"/>
-                      <w:sz w:val="22"/>
-                      <w:szCs w:val="22"/>
+                      <w:sz w:val="21"/>
+                      <w:szCs w:val="21"/>
                     </w:rPr>
                     <w:t xml:space="preserve">24 girls, 26 boys:</w:t>
                   </w:r>
@@ -1644,8 +1667,8 @@
                     <w:rPr>
                       <w:rFonts w:ascii="Avenir Next" w:hAnsi="Avenir Next" w:cs="Avenir Next" w:eastAsia="Avenir Next"/>
                       <w:color w:val="1A1A1A"/>
-                      <w:sz w:val="22"/>
-                      <w:szCs w:val="22"/>
+                      <w:sz w:val="21"/>
+                      <w:szCs w:val="21"/>
                     </w:rPr>
                     <w:t xml:space="preserve">  </w:t>
                   </w:r>
@@ -1653,11 +1676,11 @@
                     <w:rPr>
                       <w:rFonts w:ascii="Avenir Next" w:hAnsi="Avenir Next" w:cs="Avenir Next" w:eastAsia="Avenir Next"/>
                       <w:color w:val="1A1A1A"/>
-                      <w:sz w:val="22"/>
-                      <w:szCs w:val="22"/>
+                      <w:sz w:val="21"/>
+                      <w:szCs w:val="21"/>
                       <w:u w:val="single"/>
                     </w:rPr>
-                    <w:t xml:space="preserve">      </w:t>
+                    <w:t xml:space="preserve">          </w:t>
                   </w:r>
                 </w:p>
               </w:tc>
@@ -1679,8 +1702,8 @@
                       <w:rFonts w:ascii="Avenir Next" w:hAnsi="Avenir Next" w:cs="Avenir Next" w:eastAsia="Avenir Next"/>
                       <w:b/>
                       <w:color w:val="003A70"/>
-                      <w:sz w:val="22"/>
-                      <w:szCs w:val="22"/>
+                      <w:sz w:val="21"/>
+                      <w:szCs w:val="21"/>
                     </w:rPr>
                     <w:t xml:space="preserve">f.</w:t>
                   </w:r>
@@ -1688,8 +1711,8 @@
                     <w:rPr>
                       <w:rFonts w:ascii="Avenir Next" w:hAnsi="Avenir Next" w:cs="Avenir Next" w:eastAsia="Avenir Next"/>
                       <w:color w:val="1A1A1A"/>
-                      <w:sz w:val="22"/>
-                      <w:szCs w:val="22"/>
+                      <w:sz w:val="21"/>
+                      <w:szCs w:val="21"/>
                     </w:rPr>
                     <w:tab/>
                   </w:r>
@@ -1697,8 +1720,8 @@
                     <w:rPr>
                       <w:rFonts w:ascii="Avenir Next" w:hAnsi="Avenir Next" w:cs="Avenir Next" w:eastAsia="Avenir Next"/>
                       <w:color w:val="1A1A1A"/>
-                      <w:sz w:val="22"/>
-                      <w:szCs w:val="22"/>
+                      <w:sz w:val="21"/>
+                      <w:szCs w:val="21"/>
                     </w:rPr>
                     <w:t xml:space="preserve">9 girls, 16 boys:</w:t>
                   </w:r>
@@ -1706,8 +1729,8 @@
                     <w:rPr>
                       <w:rFonts w:ascii="Avenir Next" w:hAnsi="Avenir Next" w:cs="Avenir Next" w:eastAsia="Avenir Next"/>
                       <w:color w:val="1A1A1A"/>
-                      <w:sz w:val="22"/>
-                      <w:szCs w:val="22"/>
+                      <w:sz w:val="21"/>
+                      <w:szCs w:val="21"/>
                     </w:rPr>
                     <w:t xml:space="preserve">  </w:t>
                   </w:r>
@@ -1715,11 +1738,11 @@
                     <w:rPr>
                       <w:rFonts w:ascii="Avenir Next" w:hAnsi="Avenir Next" w:cs="Avenir Next" w:eastAsia="Avenir Next"/>
                       <w:color w:val="1A1A1A"/>
-                      <w:sz w:val="22"/>
-                      <w:szCs w:val="22"/>
+                      <w:sz w:val="21"/>
+                      <w:szCs w:val="21"/>
                       <w:u w:val="single"/>
                     </w:rPr>
-                    <w:t xml:space="preserve">      </w:t>
+                    <w:t xml:space="preserve">          </w:t>
                   </w:r>
                 </w:p>
               </w:tc>
@@ -1787,7 +1810,7 @@
           <w:sz w:val="17"/>
           <w:szCs w:val="17"/>
         </w:rPr>
-        <w:t xml:space="preserve">Builds on Lesson 3-3 Session 2 · 6.RP.A.3a</w:t>
+        <w:t xml:space="preserve">Builds on Lesson 3-3 Session 2</w:t>
       </w:r>
     </w:p>
     <w:tbl>
@@ -1859,7 +1882,7 @@
                 <w:sz w:val="20"/>
                 <w:szCs w:val="20"/>
               </w:rPr>
-              <w:t xml:space="preserve">You will write 26 out of 40 in simplest form before you find the percent.</w:t>
+              <w:t xml:space="preserve">You will write a ratio like 26 out of 40 in simplest form before you find the percent.</w:t>
             </w:r>
           </w:p>
         </w:tc>
@@ -1918,7 +1941,7 @@
                 <w:sz w:val="20"/>
                 <w:szCs w:val="20"/>
               </w:rPr>
-              <w:t xml:space="preserve">You will use it in Practice Form A, problem 8.</w:t>
+              <w:t xml:space="preserve">You will use it in Practice, problem 8.</w:t>
             </w:r>
           </w:p>
         </w:tc>
@@ -1934,6 +1957,7 @@
           <w:tab w:val="right" w:pos="9504"/>
         </w:tabs>
         <w:spacing w:before="50" w:after="36" w:line="240" w:lineRule="auto"/>
+        <w:outlineLvl w:val="1"/>
       </w:pPr>
       <w:r>
         <w:rPr>
@@ -2182,6 +2206,7 @@
           <w:tab w:val="right" w:pos="9504"/>
         </w:tabs>
         <w:spacing w:before="50" w:after="36" w:line="240" w:lineRule="auto"/>
+        <w:outlineLvl w:val="1"/>
       </w:pPr>
       <w:r>
         <w:rPr>
@@ -2388,6 +2413,7 @@
           <w:tab w:val="right" w:pos="9504"/>
         </w:tabs>
         <w:spacing w:before="50" w:after="36" w:line="240" w:lineRule="auto"/>
+        <w:outlineLvl w:val="1"/>
       </w:pPr>
       <w:r>
         <w:rPr>
@@ -2434,8 +2460,8 @@
           <w:rFonts w:ascii="Avenir Next" w:hAnsi="Avenir Next" w:cs="Avenir Next" w:eastAsia="Avenir Next"/>
           <w:b/>
           <w:color w:val="1A1A1A"/>
-          <w:sz w:val="22"/>
-          <w:szCs w:val="22"/>
+          <w:sz w:val="21"/>
+          <w:szCs w:val="21"/>
         </w:rPr>
         <w:t xml:space="preserve">4.</w:t>
       </w:r>
@@ -2443,8 +2469,8 @@
         <w:rPr>
           <w:rFonts w:ascii="Avenir Next" w:hAnsi="Avenir Next" w:cs="Avenir Next" w:eastAsia="Avenir Next"/>
           <w:color w:val="1A1A1A"/>
-          <w:sz w:val="22"/>
-          <w:szCs w:val="22"/>
+          <w:sz w:val="21"/>
+          <w:szCs w:val="21"/>
         </w:rPr>
         <w:tab/>
       </w:r>
@@ -2452,8 +2478,8 @@
         <w:rPr>
           <w:rFonts w:ascii="Avenir Next" w:hAnsi="Avenir Next" w:cs="Avenir Next" w:eastAsia="Avenir Next"/>
           <w:color w:val="1A1A1A"/>
-          <w:sz w:val="22"/>
-          <w:szCs w:val="22"/>
+          <w:sz w:val="21"/>
+          <w:szCs w:val="21"/>
         </w:rPr>
         <w:t xml:space="preserve">Write 9 : 12 in simplest form.</w:t>
       </w:r>
@@ -2550,7 +2576,7 @@
           <w:sz w:val="21"/>
           <w:szCs w:val="21"/>
         </w:rPr>
-        <w:t xml:space="preserve">9 ÷ 3 = </w:t>
+        <w:t xml:space="preserve">9 ÷ </w:t>
       </w:r>
       <w:r>
         <w:rPr>
@@ -2569,7 +2595,45 @@
           <w:sz w:val="21"/>
           <w:szCs w:val="21"/>
         </w:rPr>
-        <w:t xml:space="preserve"> and 12 ÷ 3 = </w:t>
+        <w:t xml:space="preserve"> = </w:t>
+      </w:r>
+      <w:r>
+        <w:rPr>
+          <w:rFonts w:ascii="Avenir Next" w:hAnsi="Avenir Next" w:cs="Avenir Next" w:eastAsia="Avenir Next"/>
+          <w:color w:val="1A1A1A"/>
+          <w:sz w:val="21"/>
+          <w:szCs w:val="21"/>
+          <w:u w:val="single"/>
+        </w:rPr>
+        <w:t xml:space="preserve">                </w:t>
+      </w:r>
+      <w:r>
+        <w:rPr>
+          <w:rFonts w:ascii="Avenir Next" w:hAnsi="Avenir Next" w:cs="Avenir Next" w:eastAsia="Avenir Next"/>
+          <w:color w:val="1A1A1A"/>
+          <w:sz w:val="21"/>
+          <w:szCs w:val="21"/>
+        </w:rPr>
+        <w:t xml:space="preserve"> and 12 ÷ </w:t>
+      </w:r>
+      <w:r>
+        <w:rPr>
+          <w:rFonts w:ascii="Avenir Next" w:hAnsi="Avenir Next" w:cs="Avenir Next" w:eastAsia="Avenir Next"/>
+          <w:color w:val="1A1A1A"/>
+          <w:sz w:val="21"/>
+          <w:szCs w:val="21"/>
+          <w:u w:val="single"/>
+        </w:rPr>
+        <w:t xml:space="preserve">                </w:t>
+      </w:r>
+      <w:r>
+        <w:rPr>
+          <w:rFonts w:ascii="Avenir Next" w:hAnsi="Avenir Next" w:cs="Avenir Next" w:eastAsia="Avenir Next"/>
+          <w:color w:val="1A1A1A"/>
+          <w:sz w:val="21"/>
+          <w:szCs w:val="21"/>
+        </w:rPr>
+        <w:t xml:space="preserve"> = </w:t>
       </w:r>
       <w:r>
         <w:rPr>
@@ -2677,8 +2741,8 @@
           <w:rFonts w:ascii="Avenir Next" w:hAnsi="Avenir Next" w:cs="Avenir Next" w:eastAsia="Avenir Next"/>
           <w:b/>
           <w:color w:val="1A1A1A"/>
-          <w:sz w:val="22"/>
-          <w:szCs w:val="22"/>
+          <w:sz w:val="21"/>
+          <w:szCs w:val="21"/>
         </w:rPr>
         <w:t xml:space="preserve">5.</w:t>
       </w:r>
@@ -2686,8 +2750,8 @@
         <w:rPr>
           <w:rFonts w:ascii="Avenir Next" w:hAnsi="Avenir Next" w:cs="Avenir Next" w:eastAsia="Avenir Next"/>
           <w:color w:val="1A1A1A"/>
-          <w:sz w:val="22"/>
-          <w:szCs w:val="22"/>
+          <w:sz w:val="21"/>
+          <w:szCs w:val="21"/>
         </w:rPr>
         <w:tab/>
       </w:r>
@@ -2695,8 +2759,8 @@
         <w:rPr>
           <w:rFonts w:ascii="Avenir Next" w:hAnsi="Avenir Next" w:cs="Avenir Next" w:eastAsia="Avenir Next"/>
           <w:color w:val="1A1A1A"/>
-          <w:sz w:val="22"/>
-          <w:szCs w:val="22"/>
+          <w:sz w:val="21"/>
+          <w:szCs w:val="21"/>
         </w:rPr>
         <w:t xml:space="preserve">Write 18 : 30 in simplest form.</w:t>
       </w:r>
@@ -2793,7 +2857,7 @@
           <w:sz w:val="21"/>
           <w:szCs w:val="21"/>
         </w:rPr>
-        <w:t xml:space="preserve">18 ÷ 6 = </w:t>
+        <w:t xml:space="preserve">18 ÷ </w:t>
       </w:r>
       <w:r>
         <w:rPr>
@@ -2812,7 +2876,45 @@
           <w:sz w:val="21"/>
           <w:szCs w:val="21"/>
         </w:rPr>
-        <w:t xml:space="preserve"> and 30 ÷ 6 = </w:t>
+        <w:t xml:space="preserve"> = </w:t>
+      </w:r>
+      <w:r>
+        <w:rPr>
+          <w:rFonts w:ascii="Avenir Next" w:hAnsi="Avenir Next" w:cs="Avenir Next" w:eastAsia="Avenir Next"/>
+          <w:color w:val="1A1A1A"/>
+          <w:sz w:val="21"/>
+          <w:szCs w:val="21"/>
+          <w:u w:val="single"/>
+        </w:rPr>
+        <w:t xml:space="preserve">                </w:t>
+      </w:r>
+      <w:r>
+        <w:rPr>
+          <w:rFonts w:ascii="Avenir Next" w:hAnsi="Avenir Next" w:cs="Avenir Next" w:eastAsia="Avenir Next"/>
+          <w:color w:val="1A1A1A"/>
+          <w:sz w:val="21"/>
+          <w:szCs w:val="21"/>
+        </w:rPr>
+        <w:t xml:space="preserve"> and 30 ÷ </w:t>
+      </w:r>
+      <w:r>
+        <w:rPr>
+          <w:rFonts w:ascii="Avenir Next" w:hAnsi="Avenir Next" w:cs="Avenir Next" w:eastAsia="Avenir Next"/>
+          <w:color w:val="1A1A1A"/>
+          <w:sz w:val="21"/>
+          <w:szCs w:val="21"/>
+          <w:u w:val="single"/>
+        </w:rPr>
+        <w:t xml:space="preserve">                </w:t>
+      </w:r>
+      <w:r>
+        <w:rPr>
+          <w:rFonts w:ascii="Avenir Next" w:hAnsi="Avenir Next" w:cs="Avenir Next" w:eastAsia="Avenir Next"/>
+          <w:color w:val="1A1A1A"/>
+          <w:sz w:val="21"/>
+          <w:szCs w:val="21"/>
+        </w:rPr>
+        <w:t xml:space="preserve"> = </w:t>
       </w:r>
       <w:r>
         <w:rPr>
@@ -2916,6 +3018,7 @@
           <w:tab w:val="right" w:pos="9504"/>
         </w:tabs>
         <w:spacing w:before="50" w:after="36" w:line="240" w:lineRule="auto"/>
+        <w:outlineLvl w:val="1"/>
       </w:pPr>
       <w:r>
         <w:rPr>
@@ -3000,8 +3103,8 @@
                 <w:rFonts w:ascii="Avenir Next" w:hAnsi="Avenir Next" w:cs="Avenir Next" w:eastAsia="Avenir Next"/>
                 <w:b/>
                 <w:color w:val="1A1A1A"/>
-                <w:sz w:val="22"/>
-                <w:szCs w:val="22"/>
+                <w:sz w:val="21"/>
+                <w:szCs w:val="21"/>
               </w:rPr>
               <w:t xml:space="preserve">6.</w:t>
             </w:r>
@@ -3009,8 +3112,8 @@
               <w:rPr>
                 <w:rFonts w:ascii="Avenir Next" w:hAnsi="Avenir Next" w:cs="Avenir Next" w:eastAsia="Avenir Next"/>
                 <w:color w:val="1A1A1A"/>
-                <w:sz w:val="22"/>
-                <w:szCs w:val="22"/>
+                <w:sz w:val="21"/>
+                <w:szCs w:val="21"/>
               </w:rPr>
               <w:tab/>
             </w:r>
@@ -3018,8 +3121,8 @@
               <w:rPr>
                 <w:rFonts w:ascii="Avenir Next" w:hAnsi="Avenir Next" w:cs="Avenir Next" w:eastAsia="Avenir Next"/>
                 <w:color w:val="1A1A1A"/>
-                <w:sz w:val="22"/>
-                <w:szCs w:val="22"/>
+                <w:sz w:val="21"/>
+                <w:szCs w:val="21"/>
               </w:rPr>
               <w:t xml:space="preserve">Write each ratio in simplest form.</w:t>
             </w:r>
@@ -3074,8 +3177,8 @@
                       <w:rFonts w:ascii="Avenir Next" w:hAnsi="Avenir Next" w:cs="Avenir Next" w:eastAsia="Avenir Next"/>
                       <w:b/>
                       <w:color w:val="003A70"/>
-                      <w:sz w:val="22"/>
-                      <w:szCs w:val="22"/>
+                      <w:sz w:val="21"/>
+                      <w:szCs w:val="21"/>
                     </w:rPr>
                     <w:t xml:space="preserve">a.</w:t>
                   </w:r>
@@ -3083,8 +3186,8 @@
                     <w:rPr>
                       <w:rFonts w:ascii="Avenir Next" w:hAnsi="Avenir Next" w:cs="Avenir Next" w:eastAsia="Avenir Next"/>
                       <w:color w:val="1A1A1A"/>
-                      <w:sz w:val="22"/>
-                      <w:szCs w:val="22"/>
+                      <w:sz w:val="21"/>
+                      <w:szCs w:val="21"/>
                     </w:rPr>
                     <w:tab/>
                   </w:r>
@@ -3092,8 +3195,8 @@
                     <w:rPr>
                       <w:rFonts w:ascii="Avenir Next" w:hAnsi="Avenir Next" w:cs="Avenir Next" w:eastAsia="Avenir Next"/>
                       <w:color w:val="1A1A1A"/>
-                      <w:sz w:val="22"/>
-                      <w:szCs w:val="22"/>
+                      <w:sz w:val="21"/>
+                      <w:szCs w:val="21"/>
                     </w:rPr>
                     <w:t xml:space="preserve">10 : 12 =</w:t>
                   </w:r>
@@ -3101,8 +3204,8 @@
                     <w:rPr>
                       <w:rFonts w:ascii="Avenir Next" w:hAnsi="Avenir Next" w:cs="Avenir Next" w:eastAsia="Avenir Next"/>
                       <w:color w:val="1A1A1A"/>
-                      <w:sz w:val="22"/>
-                      <w:szCs w:val="22"/>
+                      <w:sz w:val="21"/>
+                      <w:szCs w:val="21"/>
                     </w:rPr>
                     <w:t xml:space="preserve">  </w:t>
                   </w:r>
@@ -3110,11 +3213,11 @@
                     <w:rPr>
                       <w:rFonts w:ascii="Avenir Next" w:hAnsi="Avenir Next" w:cs="Avenir Next" w:eastAsia="Avenir Next"/>
                       <w:color w:val="1A1A1A"/>
-                      <w:sz w:val="22"/>
-                      <w:szCs w:val="22"/>
+                      <w:sz w:val="21"/>
+                      <w:szCs w:val="21"/>
                       <w:u w:val="single"/>
                     </w:rPr>
-                    <w:t xml:space="preserve">       </w:t>
+                    <w:t xml:space="preserve">           </w:t>
                   </w:r>
                 </w:p>
               </w:tc>
@@ -3136,8 +3239,8 @@
                       <w:rFonts w:ascii="Avenir Next" w:hAnsi="Avenir Next" w:cs="Avenir Next" w:eastAsia="Avenir Next"/>
                       <w:b/>
                       <w:color w:val="003A70"/>
-                      <w:sz w:val="22"/>
-                      <w:szCs w:val="22"/>
+                      <w:sz w:val="21"/>
+                      <w:szCs w:val="21"/>
                     </w:rPr>
                     <w:t xml:space="preserve">b.</w:t>
                   </w:r>
@@ -3145,8 +3248,8 @@
                     <w:rPr>
                       <w:rFonts w:ascii="Avenir Next" w:hAnsi="Avenir Next" w:cs="Avenir Next" w:eastAsia="Avenir Next"/>
                       <w:color w:val="1A1A1A"/>
-                      <w:sz w:val="22"/>
-                      <w:szCs w:val="22"/>
+                      <w:sz w:val="21"/>
+                      <w:szCs w:val="21"/>
                     </w:rPr>
                     <w:tab/>
                   </w:r>
@@ -3154,8 +3257,8 @@
                     <w:rPr>
                       <w:rFonts w:ascii="Avenir Next" w:hAnsi="Avenir Next" w:cs="Avenir Next" w:eastAsia="Avenir Next"/>
                       <w:color w:val="1A1A1A"/>
-                      <w:sz w:val="22"/>
-                      <w:szCs w:val="22"/>
+                      <w:sz w:val="21"/>
+                      <w:szCs w:val="21"/>
                     </w:rPr>
                     <w:t xml:space="preserve">12 : 40 =</w:t>
                   </w:r>
@@ -3163,8 +3266,8 @@
                     <w:rPr>
                       <w:rFonts w:ascii="Avenir Next" w:hAnsi="Avenir Next" w:cs="Avenir Next" w:eastAsia="Avenir Next"/>
                       <w:color w:val="1A1A1A"/>
-                      <w:sz w:val="22"/>
-                      <w:szCs w:val="22"/>
+                      <w:sz w:val="21"/>
+                      <w:szCs w:val="21"/>
                     </w:rPr>
                     <w:t xml:space="preserve">  </w:t>
                   </w:r>
@@ -3172,11 +3275,11 @@
                     <w:rPr>
                       <w:rFonts w:ascii="Avenir Next" w:hAnsi="Avenir Next" w:cs="Avenir Next" w:eastAsia="Avenir Next"/>
                       <w:color w:val="1A1A1A"/>
-                      <w:sz w:val="22"/>
-                      <w:szCs w:val="22"/>
+                      <w:sz w:val="21"/>
+                      <w:szCs w:val="21"/>
                       <w:u w:val="single"/>
                     </w:rPr>
-                    <w:t xml:space="preserve">       </w:t>
+                    <w:t xml:space="preserve">           </w:t>
                   </w:r>
                 </w:p>
               </w:tc>
@@ -3198,8 +3301,8 @@
                       <w:rFonts w:ascii="Avenir Next" w:hAnsi="Avenir Next" w:cs="Avenir Next" w:eastAsia="Avenir Next"/>
                       <w:b/>
                       <w:color w:val="003A70"/>
-                      <w:sz w:val="22"/>
-                      <w:szCs w:val="22"/>
+                      <w:sz w:val="21"/>
+                      <w:szCs w:val="21"/>
                     </w:rPr>
                     <w:t xml:space="preserve">c.</w:t>
                   </w:r>
@@ -3207,8 +3310,8 @@
                     <w:rPr>
                       <w:rFonts w:ascii="Avenir Next" w:hAnsi="Avenir Next" w:cs="Avenir Next" w:eastAsia="Avenir Next"/>
                       <w:color w:val="1A1A1A"/>
-                      <w:sz w:val="22"/>
-                      <w:szCs w:val="22"/>
+                      <w:sz w:val="21"/>
+                      <w:szCs w:val="21"/>
                     </w:rPr>
                     <w:tab/>
                   </w:r>
@@ -3216,8 +3319,8 @@
                     <w:rPr>
                       <w:rFonts w:ascii="Avenir Next" w:hAnsi="Avenir Next" w:cs="Avenir Next" w:eastAsia="Avenir Next"/>
                       <w:color w:val="1A1A1A"/>
-                      <w:sz w:val="22"/>
-                      <w:szCs w:val="22"/>
+                      <w:sz w:val="21"/>
+                      <w:szCs w:val="21"/>
                     </w:rPr>
                     <w:t xml:space="preserve">28 : 35 =</w:t>
                   </w:r>
@@ -3225,8 +3328,8 @@
                     <w:rPr>
                       <w:rFonts w:ascii="Avenir Next" w:hAnsi="Avenir Next" w:cs="Avenir Next" w:eastAsia="Avenir Next"/>
                       <w:color w:val="1A1A1A"/>
-                      <w:sz w:val="22"/>
-                      <w:szCs w:val="22"/>
+                      <w:sz w:val="21"/>
+                      <w:szCs w:val="21"/>
                     </w:rPr>
                     <w:t xml:space="preserve">  </w:t>
                   </w:r>
@@ -3234,11 +3337,11 @@
                     <w:rPr>
                       <w:rFonts w:ascii="Avenir Next" w:hAnsi="Avenir Next" w:cs="Avenir Next" w:eastAsia="Avenir Next"/>
                       <w:color w:val="1A1A1A"/>
-                      <w:sz w:val="22"/>
-                      <w:szCs w:val="22"/>
+                      <w:sz w:val="21"/>
+                      <w:szCs w:val="21"/>
                       <w:u w:val="single"/>
                     </w:rPr>
-                    <w:t xml:space="preserve">       </w:t>
+                    <w:t xml:space="preserve">           </w:t>
                   </w:r>
                 </w:p>
               </w:tc>
@@ -3266,8 +3369,8 @@
                       <w:rFonts w:ascii="Avenir Next" w:hAnsi="Avenir Next" w:cs="Avenir Next" w:eastAsia="Avenir Next"/>
                       <w:b/>
                       <w:color w:val="003A70"/>
-                      <w:sz w:val="22"/>
-                      <w:szCs w:val="22"/>
+                      <w:sz w:val="21"/>
+                      <w:szCs w:val="21"/>
                     </w:rPr>
                     <w:t xml:space="preserve">d.</w:t>
                   </w:r>
@@ -3275,8 +3378,8 @@
                     <w:rPr>
                       <w:rFonts w:ascii="Avenir Next" w:hAnsi="Avenir Next" w:cs="Avenir Next" w:eastAsia="Avenir Next"/>
                       <w:color w:val="1A1A1A"/>
-                      <w:sz w:val="22"/>
-                      <w:szCs w:val="22"/>
+                      <w:sz w:val="21"/>
+                      <w:szCs w:val="21"/>
                     </w:rPr>
                     <w:tab/>
                   </w:r>
@@ -3284,8 +3387,8 @@
                     <w:rPr>
                       <w:rFonts w:ascii="Avenir Next" w:hAnsi="Avenir Next" w:cs="Avenir Next" w:eastAsia="Avenir Next"/>
                       <w:color w:val="1A1A1A"/>
-                      <w:sz w:val="22"/>
-                      <w:szCs w:val="22"/>
+                      <w:sz w:val="21"/>
+                      <w:szCs w:val="21"/>
                     </w:rPr>
                     <w:t xml:space="preserve">14 : 16 =</w:t>
                   </w:r>
@@ -3293,8 +3396,8 @@
                     <w:rPr>
                       <w:rFonts w:ascii="Avenir Next" w:hAnsi="Avenir Next" w:cs="Avenir Next" w:eastAsia="Avenir Next"/>
                       <w:color w:val="1A1A1A"/>
-                      <w:sz w:val="22"/>
-                      <w:szCs w:val="22"/>
+                      <w:sz w:val="21"/>
+                      <w:szCs w:val="21"/>
                     </w:rPr>
                     <w:t xml:space="preserve">  </w:t>
                   </w:r>
@@ -3302,11 +3405,11 @@
                     <w:rPr>
                       <w:rFonts w:ascii="Avenir Next" w:hAnsi="Avenir Next" w:cs="Avenir Next" w:eastAsia="Avenir Next"/>
                       <w:color w:val="1A1A1A"/>
-                      <w:sz w:val="22"/>
-                      <w:szCs w:val="22"/>
+                      <w:sz w:val="21"/>
+                      <w:szCs w:val="21"/>
                       <w:u w:val="single"/>
                     </w:rPr>
-                    <w:t xml:space="preserve">       </w:t>
+                    <w:t xml:space="preserve">           </w:t>
                   </w:r>
                 </w:p>
               </w:tc>
@@ -3328,8 +3431,8 @@
                       <w:rFonts w:ascii="Avenir Next" w:hAnsi="Avenir Next" w:cs="Avenir Next" w:eastAsia="Avenir Next"/>
                       <w:b/>
                       <w:color w:val="003A70"/>
-                      <w:sz w:val="22"/>
-                      <w:szCs w:val="22"/>
+                      <w:sz w:val="21"/>
+                      <w:szCs w:val="21"/>
                     </w:rPr>
                     <w:t xml:space="preserve">e.</w:t>
                   </w:r>
@@ -3337,8 +3440,8 @@
                     <w:rPr>
                       <w:rFonts w:ascii="Avenir Next" w:hAnsi="Avenir Next" w:cs="Avenir Next" w:eastAsia="Avenir Next"/>
                       <w:color w:val="1A1A1A"/>
-                      <w:sz w:val="22"/>
-                      <w:szCs w:val="22"/>
+                      <w:sz w:val="21"/>
+                      <w:szCs w:val="21"/>
                     </w:rPr>
                     <w:tab/>
                   </w:r>
@@ -3346,8 +3449,8 @@
                     <w:rPr>
                       <w:rFonts w:ascii="Avenir Next" w:hAnsi="Avenir Next" w:cs="Avenir Next" w:eastAsia="Avenir Next"/>
                       <w:color w:val="1A1A1A"/>
-                      <w:sz w:val="22"/>
-                      <w:szCs w:val="22"/>
+                      <w:sz w:val="21"/>
+                      <w:szCs w:val="21"/>
                     </w:rPr>
                     <w:t xml:space="preserve">27 : 30 =</w:t>
                   </w:r>
@@ -3355,8 +3458,8 @@
                     <w:rPr>
                       <w:rFonts w:ascii="Avenir Next" w:hAnsi="Avenir Next" w:cs="Avenir Next" w:eastAsia="Avenir Next"/>
                       <w:color w:val="1A1A1A"/>
-                      <w:sz w:val="22"/>
-                      <w:szCs w:val="22"/>
+                      <w:sz w:val="21"/>
+                      <w:szCs w:val="21"/>
                     </w:rPr>
                     <w:t xml:space="preserve">  </w:t>
                   </w:r>
@@ -3364,11 +3467,11 @@
                     <w:rPr>
                       <w:rFonts w:ascii="Avenir Next" w:hAnsi="Avenir Next" w:cs="Avenir Next" w:eastAsia="Avenir Next"/>
                       <w:color w:val="1A1A1A"/>
-                      <w:sz w:val="22"/>
-                      <w:szCs w:val="22"/>
+                      <w:sz w:val="21"/>
+                      <w:szCs w:val="21"/>
                       <w:u w:val="single"/>
                     </w:rPr>
-                    <w:t xml:space="preserve">       </w:t>
+                    <w:t xml:space="preserve">           </w:t>
                   </w:r>
                 </w:p>
               </w:tc>
@@ -3390,8 +3493,8 @@
                       <w:rFonts w:ascii="Avenir Next" w:hAnsi="Avenir Next" w:cs="Avenir Next" w:eastAsia="Avenir Next"/>
                       <w:b/>
                       <w:color w:val="003A70"/>
-                      <w:sz w:val="22"/>
-                      <w:szCs w:val="22"/>
+                      <w:sz w:val="21"/>
+                      <w:szCs w:val="21"/>
                     </w:rPr>
                     <w:t xml:space="preserve">f.</w:t>
                   </w:r>
@@ -3399,8 +3502,8 @@
                     <w:rPr>
                       <w:rFonts w:ascii="Avenir Next" w:hAnsi="Avenir Next" w:cs="Avenir Next" w:eastAsia="Avenir Next"/>
                       <w:color w:val="1A1A1A"/>
-                      <w:sz w:val="22"/>
-                      <w:szCs w:val="22"/>
+                      <w:sz w:val="21"/>
+                      <w:szCs w:val="21"/>
                     </w:rPr>
                     <w:tab/>
                   </w:r>
@@ -3408,8 +3511,8 @@
                     <w:rPr>
                       <w:rFonts w:ascii="Avenir Next" w:hAnsi="Avenir Next" w:cs="Avenir Next" w:eastAsia="Avenir Next"/>
                       <w:color w:val="1A1A1A"/>
-                      <w:sz w:val="22"/>
-                      <w:szCs w:val="22"/>
+                      <w:sz w:val="21"/>
+                      <w:szCs w:val="21"/>
                     </w:rPr>
                     <w:t xml:space="preserve">30 : 100 =</w:t>
                   </w:r>
@@ -3417,8 +3520,8 @@
                     <w:rPr>
                       <w:rFonts w:ascii="Avenir Next" w:hAnsi="Avenir Next" w:cs="Avenir Next" w:eastAsia="Avenir Next"/>
                       <w:color w:val="1A1A1A"/>
-                      <w:sz w:val="22"/>
-                      <w:szCs w:val="22"/>
+                      <w:sz w:val="21"/>
+                      <w:szCs w:val="21"/>
                     </w:rPr>
                     <w:t xml:space="preserve">  </w:t>
                   </w:r>
@@ -3426,11 +3529,11 @@
                     <w:rPr>
                       <w:rFonts w:ascii="Avenir Next" w:hAnsi="Avenir Next" w:cs="Avenir Next" w:eastAsia="Avenir Next"/>
                       <w:color w:val="1A1A1A"/>
-                      <w:sz w:val="22"/>
-                      <w:szCs w:val="22"/>
+                      <w:sz w:val="21"/>
+                      <w:szCs w:val="21"/>
                       <w:u w:val="single"/>
                     </w:rPr>
-                    <w:t xml:space="preserve">       </w:t>
+                    <w:t xml:space="preserve">           </w:t>
                   </w:r>
                 </w:p>
               </w:tc>
@@ -3459,6 +3562,7 @@
           <w:tab w:val="right" w:pos="9504"/>
         </w:tabs>
         <w:spacing w:before="50" w:after="36" w:line="240" w:lineRule="auto"/>
+        <w:outlineLvl w:val="1"/>
       </w:pPr>
       <w:r>
         <w:rPr>
@@ -3543,8 +3647,8 @@
                 <w:rFonts w:ascii="Avenir Next" w:hAnsi="Avenir Next" w:cs="Avenir Next" w:eastAsia="Avenir Next"/>
                 <w:b/>
                 <w:color w:val="1A1A1A"/>
-                <w:sz w:val="22"/>
-                <w:szCs w:val="22"/>
+                <w:sz w:val="21"/>
+                <w:szCs w:val="21"/>
               </w:rPr>
               <w:t xml:space="preserve">7.</w:t>
             </w:r>
@@ -3552,8 +3656,8 @@
               <w:rPr>
                 <w:rFonts w:ascii="Avenir Next" w:hAnsi="Avenir Next" w:cs="Avenir Next" w:eastAsia="Avenir Next"/>
                 <w:color w:val="1A1A1A"/>
-                <w:sz w:val="22"/>
-                <w:szCs w:val="22"/>
+                <w:sz w:val="21"/>
+                <w:szCs w:val="21"/>
               </w:rPr>
               <w:tab/>
             </w:r>
@@ -3561,8 +3665,8 @@
               <w:rPr>
                 <w:rFonts w:ascii="Avenir Next" w:hAnsi="Avenir Next" w:cs="Avenir Next" w:eastAsia="Avenir Next"/>
                 <w:color w:val="1A1A1A"/>
-                <w:sz w:val="22"/>
-                <w:szCs w:val="22"/>
+                <w:sz w:val="21"/>
+                <w:szCs w:val="21"/>
               </w:rPr>
               <w:t xml:space="preserve">What is 14 : 40 in simplest form?</w:t>
             </w:r>
@@ -3617,8 +3721,8 @@
                       <w:rFonts w:ascii="Avenir Next" w:hAnsi="Avenir Next" w:cs="Avenir Next" w:eastAsia="Avenir Next"/>
                       <w:b/>
                       <w:color w:val="003A70"/>
-                      <w:sz w:val="21"/>
-                      <w:szCs w:val="21"/>
+                      <w:sz w:val="22"/>
+                      <w:szCs w:val="22"/>
                     </w:rPr>
                     <w:t xml:space="preserve">A</w:t>
                   </w:r>
@@ -3626,8 +3730,8 @@
                     <w:rPr>
                       <w:rFonts w:ascii="Avenir Next" w:hAnsi="Avenir Next" w:cs="Avenir Next" w:eastAsia="Avenir Next"/>
                       <w:color w:val="1A1A1A"/>
-                      <w:sz w:val="21"/>
-                      <w:szCs w:val="21"/>
+                      <w:sz w:val="22"/>
+                      <w:szCs w:val="22"/>
                     </w:rPr>
                     <w:tab/>
                   </w:r>
@@ -3635,8 +3739,8 @@
                     <w:rPr>
                       <w:rFonts w:ascii="Avenir Next" w:hAnsi="Avenir Next" w:cs="Avenir Next" w:eastAsia="Avenir Next"/>
                       <w:color w:val="1A1A1A"/>
-                      <w:sz w:val="21"/>
-                      <w:szCs w:val="21"/>
+                      <w:sz w:val="22"/>
+                      <w:szCs w:val="22"/>
                     </w:rPr>
                     <w:t xml:space="preserve">14 : 4</w:t>
                   </w:r>
@@ -3660,8 +3764,8 @@
                       <w:rFonts w:ascii="Avenir Next" w:hAnsi="Avenir Next" w:cs="Avenir Next" w:eastAsia="Avenir Next"/>
                       <w:b/>
                       <w:color w:val="003A70"/>
-                      <w:sz w:val="21"/>
-                      <w:szCs w:val="21"/>
+                      <w:sz w:val="22"/>
+                      <w:szCs w:val="22"/>
                     </w:rPr>
                     <w:t xml:space="preserve">B</w:t>
                   </w:r>
@@ -3669,8 +3773,8 @@
                     <w:rPr>
                       <w:rFonts w:ascii="Avenir Next" w:hAnsi="Avenir Next" w:cs="Avenir Next" w:eastAsia="Avenir Next"/>
                       <w:color w:val="1A1A1A"/>
-                      <w:sz w:val="21"/>
-                      <w:szCs w:val="21"/>
+                      <w:sz w:val="22"/>
+                      <w:szCs w:val="22"/>
                     </w:rPr>
                     <w:tab/>
                   </w:r>
@@ -3678,8 +3782,8 @@
                     <w:rPr>
                       <w:rFonts w:ascii="Avenir Next" w:hAnsi="Avenir Next" w:cs="Avenir Next" w:eastAsia="Avenir Next"/>
                       <w:color w:val="1A1A1A"/>
-                      <w:sz w:val="21"/>
-                      <w:szCs w:val="21"/>
+                      <w:sz w:val="22"/>
+                      <w:szCs w:val="22"/>
                     </w:rPr>
                     <w:t xml:space="preserve">7 : 20</w:t>
                   </w:r>
@@ -3703,8 +3807,8 @@
                       <w:rFonts w:ascii="Avenir Next" w:hAnsi="Avenir Next" w:cs="Avenir Next" w:eastAsia="Avenir Next"/>
                       <w:b/>
                       <w:color w:val="003A70"/>
-                      <w:sz w:val="21"/>
-                      <w:szCs w:val="21"/>
+                      <w:sz w:val="22"/>
+                      <w:szCs w:val="22"/>
                     </w:rPr>
                     <w:t xml:space="preserve">C</w:t>
                   </w:r>
@@ -3712,8 +3816,8 @@
                     <w:rPr>
                       <w:rFonts w:ascii="Avenir Next" w:hAnsi="Avenir Next" w:cs="Avenir Next" w:eastAsia="Avenir Next"/>
                       <w:color w:val="1A1A1A"/>
-                      <w:sz w:val="21"/>
-                      <w:szCs w:val="21"/>
+                      <w:sz w:val="22"/>
+                      <w:szCs w:val="22"/>
                     </w:rPr>
                     <w:tab/>
                   </w:r>
@@ -3721,8 +3825,8 @@
                     <w:rPr>
                       <w:rFonts w:ascii="Avenir Next" w:hAnsi="Avenir Next" w:cs="Avenir Next" w:eastAsia="Avenir Next"/>
                       <w:color w:val="1A1A1A"/>
-                      <w:sz w:val="21"/>
-                      <w:szCs w:val="21"/>
+                      <w:sz w:val="22"/>
+                      <w:szCs w:val="22"/>
                     </w:rPr>
                     <w:t xml:space="preserve">2 : 5</w:t>
                   </w:r>
@@ -3746,8 +3850,8 @@
                       <w:rFonts w:ascii="Avenir Next" w:hAnsi="Avenir Next" w:cs="Avenir Next" w:eastAsia="Avenir Next"/>
                       <w:b/>
                       <w:color w:val="003A70"/>
-                      <w:sz w:val="21"/>
-                      <w:szCs w:val="21"/>
+                      <w:sz w:val="22"/>
+                      <w:szCs w:val="22"/>
                     </w:rPr>
                     <w:t xml:space="preserve">D</w:t>
                   </w:r>
@@ -3755,8 +3859,8 @@
                     <w:rPr>
                       <w:rFonts w:ascii="Avenir Next" w:hAnsi="Avenir Next" w:cs="Avenir Next" w:eastAsia="Avenir Next"/>
                       <w:color w:val="1A1A1A"/>
-                      <w:sz w:val="21"/>
-                      <w:szCs w:val="21"/>
+                      <w:sz w:val="22"/>
+                      <w:szCs w:val="22"/>
                     </w:rPr>
                     <w:tab/>
                   </w:r>
@@ -3764,8 +3868,8 @@
                     <w:rPr>
                       <w:rFonts w:ascii="Avenir Next" w:hAnsi="Avenir Next" w:cs="Avenir Next" w:eastAsia="Avenir Next"/>
                       <w:color w:val="1A1A1A"/>
-                      <w:sz w:val="21"/>
-                      <w:szCs w:val="21"/>
+                      <w:sz w:val="22"/>
+                      <w:szCs w:val="22"/>
                     </w:rPr>
                     <w:t xml:space="preserve">7 : 10</w:t>
                   </w:r>
@@ -3813,19 +3917,19 @@
         <w:tblLook w:val="0000" w:firstRow="0" w:lastRow="0" w:firstColumn="0" w:lastColumn="0" w:noHBand="1" w:noVBand="1"/>
       </w:tblPr>
       <w:tblGrid>
-        <w:gridCol w:w="2000"/>
-        <w:gridCol w:w="2300"/>
-        <w:gridCol w:w="2100"/>
-        <w:gridCol w:w="3104"/>
+        <w:gridCol w:w="1750"/>
+        <w:gridCol w:w="2500"/>
+        <w:gridCol w:w="2200"/>
+        <w:gridCol w:w="3054"/>
       </w:tblGrid>
       <w:tr>
         <w:trPr>
           <w:cantSplit/>
-          <w:trHeight w:val="320" w:hRule="atLeast"/>
+          <w:trHeight w:val="300" w:hRule="atLeast"/>
         </w:trPr>
         <w:tc>
           <w:tcPr>
-            <w:tcW w:w="2000" w:type="dxa"/>
+            <w:tcW w:w="1750" w:type="dxa"/>
             <w:vAlign w:val="center"/>
           </w:tcPr>
           <w:p>
@@ -3847,7 +3951,7 @@
         </w:tc>
         <w:tc>
           <w:tcPr>
-            <w:tcW w:w="2300" w:type="dxa"/>
+            <w:tcW w:w="2500" w:type="dxa"/>
             <w:vAlign w:val="center"/>
           </w:tcPr>
           <w:p>
@@ -3858,8 +3962,8 @@
               <w:rPr>
                 <w:rFonts w:ascii="Arial" w:hAnsi="Arial" w:cs="Arial" w:eastAsia="Arial"/>
                 <w:color w:val="1A1A1A"/>
-                <w:sz w:val="24"/>
-                <w:szCs w:val="24"/>
+                <w:sz w:val="20"/>
+                <w:szCs w:val="20"/>
               </w:rPr>
               <w:t xml:space="preserve">□</w:t>
             </w:r>
@@ -3876,7 +3980,7 @@
         </w:tc>
         <w:tc>
           <w:tcPr>
-            <w:tcW w:w="2100" w:type="dxa"/>
+            <w:tcW w:w="2200" w:type="dxa"/>
             <w:vAlign w:val="center"/>
           </w:tcPr>
           <w:p>
@@ -3887,8 +3991,8 @@
               <w:rPr>
                 <w:rFonts w:ascii="Arial" w:hAnsi="Arial" w:cs="Arial" w:eastAsia="Arial"/>
                 <w:color w:val="1A1A1A"/>
-                <w:sz w:val="24"/>
-                <w:szCs w:val="24"/>
+                <w:sz w:val="20"/>
+                <w:szCs w:val="20"/>
               </w:rPr>
               <w:t xml:space="preserve">□</w:t>
             </w:r>
@@ -3905,7 +4009,7 @@
         </w:tc>
         <w:tc>
           <w:tcPr>
-            <w:tcW w:w="3104" w:type="dxa"/>
+            <w:tcW w:w="3054" w:type="dxa"/>
             <w:vAlign w:val="center"/>
           </w:tcPr>
           <w:p>
@@ -3916,8 +4020,8 @@
               <w:rPr>
                 <w:rFonts w:ascii="Arial" w:hAnsi="Arial" w:cs="Arial" w:eastAsia="Arial"/>
                 <w:color w:val="1A1A1A"/>
-                <w:sz w:val="24"/>
-                <w:szCs w:val="24"/>
+                <w:sz w:val="20"/>
+                <w:szCs w:val="20"/>
               </w:rPr>
               <w:t xml:space="preserve">□</w:t>
             </w:r>
@@ -3952,7 +4056,7 @@
     <w:sectPr>
       <w:footerReference w:type="default" r:id="rIdFooter1"/>
       <w:pgSz w:w="12240" w:h="15840"/>
-      <w:pgMar w:top="893" w:right="1224" w:bottom="835" w:left="1512" w:header="432" w:footer="432" w:gutter="0"/>
+      <w:pgMar w:top="780" w:right="1224" w:bottom="760" w:left="1512" w:header="432" w:footer="432" w:gutter="0"/>
       <w:cols w:space="720"/>
     </w:sectPr>
   </w:body>
